--- a/data/exports/solutions_revision_notes.docx
+++ b/data/exports/solutions_revision_notes.docx
@@ -189,7 +189,7 @@
                 <w:color w:val="2D3748"/>
                 <w:sz w:val="19"/>
               </w:rPr>
-              <w:t>Solutions - Core Application</w:t>
+              <w:t>Colligative Properties &amp; Van 't Hoff Factor</w:t>
             </w:r>
           </w:p>
         </w:tc>
@@ -209,7 +209,7 @@
               <w:rPr>
                 <w:sz w:val="19"/>
               </w:rPr>
-              <w:t>188 PYQs</w:t>
+              <w:t>103 PYQs</w:t>
             </w:r>
           </w:p>
         </w:tc>
@@ -230,7 +230,94 @@
                 <w:color w:val="718096"/>
                 <w:sz w:val="19"/>
               </w:rPr>
-              <w:t>General Concept</w:t>
+              <w:t>Colligative</w:t>
+            </w:r>
+          </w:p>
+        </w:tc>
+      </w:tr>
+      <w:tr>
+        <w:tc>
+          <w:tcPr>
+            <w:tcW w:type="dxa" w:w="2160"/>
+            <w:shd w:fill="FFFFFF"/>
+            <w:tcMar>
+              <w:top w:w="80" w:type="dxa"/>
+              <w:bottom w:w="80" w:type="dxa"/>
+              <w:left w:w="150" w:type="dxa"/>
+              <w:right w:w="150" w:type="dxa"/>
+            </w:tcMar>
+          </w:tcPr>
+          <w:p>
+            <w:r>
+              <w:rPr>
+                <w:b/>
+                <w:color w:val="C53030"/>
+                <w:sz w:val="19"/>
+              </w:rPr>
+              <w:t>Very High</w:t>
+            </w:r>
+          </w:p>
+        </w:tc>
+        <w:tc>
+          <w:tcPr>
+            <w:tcW w:type="dxa" w:w="4320"/>
+            <w:shd w:fill="FFFFFF"/>
+            <w:tcMar>
+              <w:top w:w="80" w:type="dxa"/>
+              <w:bottom w:w="80" w:type="dxa"/>
+              <w:left w:w="150" w:type="dxa"/>
+              <w:right w:w="150" w:type="dxa"/>
+            </w:tcMar>
+          </w:tcPr>
+          <w:p>
+            <w:r>
+              <w:rPr>
+                <w:b/>
+                <w:color w:val="2D3748"/>
+                <w:sz w:val="19"/>
+              </w:rPr>
+              <w:t>Raoult's Law &amp; Vapor Pressure (Ideal &amp; Non-ideal)</w:t>
+            </w:r>
+          </w:p>
+        </w:tc>
+        <w:tc>
+          <w:tcPr>
+            <w:tcW w:type="dxa" w:w="1728"/>
+            <w:shd w:fill="FFFFFF"/>
+            <w:tcMar>
+              <w:top w:w="80" w:type="dxa"/>
+              <w:bottom w:w="80" w:type="dxa"/>
+              <w:left w:w="150" w:type="dxa"/>
+              <w:right w:w="150" w:type="dxa"/>
+            </w:tcMar>
+          </w:tcPr>
+          <w:p>
+            <w:r>
+              <w:rPr>
+                <w:sz w:val="19"/>
+              </w:rPr>
+              <w:t>88 PYQs</w:t>
+            </w:r>
+          </w:p>
+        </w:tc>
+        <w:tc>
+          <w:tcPr>
+            <w:tcW w:type="dxa" w:w="1872"/>
+            <w:shd w:fill="FFFFFF"/>
+            <w:tcMar>
+              <w:top w:w="80" w:type="dxa"/>
+              <w:bottom w:w="80" w:type="dxa"/>
+              <w:left w:w="150" w:type="dxa"/>
+              <w:right w:w="150" w:type="dxa"/>
+            </w:tcMar>
+          </w:tcPr>
+          <w:p>
+            <w:r>
+              <w:rPr>
+                <w:color w:val="718096"/>
+                <w:sz w:val="19"/>
+              </w:rPr>
+              <w:t>Vapor Pressure</w:t>
             </w:r>
           </w:p>
         </w:tc>
@@ -311,6 +398,98 @@
           </w:p>
         </w:tc>
       </w:tr>
+      <w:tr>
+        <w:tc>
+          <w:tcPr>
+            <w:tcW w:type="dxa" w:w="3600"/>
+            <w:shd w:fill="F7FAFC"/>
+            <w:tcMar>
+              <w:top w:w="100" w:type="dxa"/>
+              <w:bottom w:w="100" w:type="dxa"/>
+              <w:left w:w="150" w:type="dxa"/>
+              <w:right w:w="150" w:type="dxa"/>
+            </w:tcMar>
+          </w:tcPr>
+          <w:p>
+            <w:r>
+              <w:rPr>
+                <w:b/>
+                <w:color w:val="1A365D"/>
+                <w:sz w:val="19"/>
+              </w:rPr>
+              <w:t>Colligative Properties &amp; Van 't Hoff Factor</w:t>
+            </w:r>
+          </w:p>
+        </w:tc>
+        <w:tc>
+          <w:tcPr>
+            <w:tcW w:type="dxa" w:w="6480"/>
+            <w:shd w:fill="F7FAFC"/>
+            <w:tcMar>
+              <w:top w:w="100" w:type="dxa"/>
+              <w:bottom w:w="100" w:type="dxa"/>
+              <w:left w:w="150" w:type="dxa"/>
+              <w:right w:w="150" w:type="dxa"/>
+            </w:tcMar>
+          </w:tcPr>
+          <w:p>
+            <w:r>
+              <w:rPr>
+                <w:rFonts w:ascii="Cambria Math" w:hAnsi="Cambria Math"/>
+                <w:color w:val="2D3748"/>
+                <w:sz w:val="19"/>
+              </w:rPr>
+              <w:t>\frac{P^\circ - P}{P^\circ} = i \cdot x_B, \quad \Delta T_b = i K_b m, \quad \Delta T_f = i K_f m, \quad \Pi = i C R T, \quad i = 1 + (n - 1)\alpha</w:t>
+            </w:r>
+          </w:p>
+        </w:tc>
+      </w:tr>
+      <w:tr>
+        <w:tc>
+          <w:tcPr>
+            <w:tcW w:type="dxa" w:w="3600"/>
+            <w:shd w:fill="FFFFFF"/>
+            <w:tcMar>
+              <w:top w:w="100" w:type="dxa"/>
+              <w:bottom w:w="100" w:type="dxa"/>
+              <w:left w:w="150" w:type="dxa"/>
+              <w:right w:w="150" w:type="dxa"/>
+            </w:tcMar>
+          </w:tcPr>
+          <w:p>
+            <w:r>
+              <w:rPr>
+                <w:b/>
+                <w:color w:val="1A365D"/>
+                <w:sz w:val="19"/>
+              </w:rPr>
+              <w:t>Raoult's Law &amp; Vapor Pressure (Ideal &amp; Non-ideal)</w:t>
+            </w:r>
+          </w:p>
+        </w:tc>
+        <w:tc>
+          <w:tcPr>
+            <w:tcW w:type="dxa" w:w="6480"/>
+            <w:shd w:fill="FFFFFF"/>
+            <w:tcMar>
+              <w:top w:w="100" w:type="dxa"/>
+              <w:bottom w:w="100" w:type="dxa"/>
+              <w:left w:w="150" w:type="dxa"/>
+              <w:right w:w="150" w:type="dxa"/>
+            </w:tcMar>
+          </w:tcPr>
+          <w:p>
+            <w:r>
+              <w:rPr>
+                <w:rFonts w:ascii="Cambria Math" w:hAnsi="Cambria Math"/>
+                <w:color w:val="2D3748"/>
+                <w:sz w:val="19"/>
+              </w:rPr>
+              <w:t>P_{\text{total}} = P_A^\circ x_A + P_B^\circ x_B, \quad y_A = \frac{P_A}{P_{\text{total}}} = \frac{P_A^\circ x_A}{P_{\text{total}}}, \quad P = K_H \cdot x \text{ (Henry)}</w:t>
+            </w:r>
+          </w:p>
+        </w:tc>
+      </w:tr>
     </w:tbl>
     <w:p>
       <w:pPr>
@@ -338,7 +517,7 @@
           <w:color w:val="2B6CB0"/>
           <w:sz w:val="24"/>
         </w:rPr>
-        <w:t>3.1 Solutions - Core Application (Very High Yield — 188 PYQs)</w:t>
+        <w:t>3.1 Colligative Properties &amp; Van 't Hoff Factor (Very High Yield — 103 PYQs)</w:t>
       </w:r>
     </w:p>
     <w:p>
@@ -353,7 +532,7 @@
         <w:rPr>
           <w:sz w:val="20"/>
         </w:rPr>
-        <w:t>Key problem pattern in Solutions.</w:t>
+        <w:t>Physical properties depending solely on solute particle count, cryoscopic/ebullioscopic constants, and Van 't Hoff factor i.</w:t>
       </w:r>
     </w:p>
     <w:tbl>
@@ -391,7 +570,7 @@
                 <w:color w:val="2D3748"/>
                 <w:sz w:val="19"/>
               </w:rPr>
-              <w:t>Watch for algebraic and sign errors.</w:t>
+              <w:t>When determining relative boiling/freezing points of salt solutions, compare effective molality i × m, NOT just nominal molality m!</w:t>
             </w:r>
           </w:p>
         </w:tc>
@@ -432,7 +611,215 @@
                 <w:color w:val="2D3748"/>
                 <w:sz w:val="19"/>
               </w:rPr>
-              <w:t>Verify dimensions and boundary conditions.</w:t>
+              <w:t>For dimerization/association of n molecules: i = 1 - \left(1 - (1 / n)\right)α \implies i &lt; 1 (e.g. benzoic acid in benzene, i ≈ 0.5).</w:t>
+            </w:r>
+          </w:p>
+        </w:tc>
+      </w:tr>
+    </w:tbl>
+    <w:p>
+      <w:pPr>
+        <w:spacing w:before="120" w:after="40"/>
+      </w:pPr>
+      <w:r>
+        <w:rPr>
+          <w:b/>
+          <w:color w:val="1A365D"/>
+          <w:sz w:val="19"/>
+        </w:rPr>
+        <w:t>Source PYQs testing this concept:</w:t>
+      </w:r>
+    </w:p>
+    <w:p>
+      <w:pPr>
+        <w:pStyle w:val="ListBullet"/>
+        <w:spacing w:after="40"/>
+      </w:pPr>
+      <w:r>
+        <w:rPr>
+          <w:b/>
+          <w:sz w:val="18"/>
+        </w:rPr>
+        <w:t xml:space="preserve">[2026 Evening Shift] Q#1 (MCQ): </w:t>
+      </w:r>
+      <w:r>
+        <w:rPr>
+          <w:sz w:val="18"/>
+        </w:rPr>
+        <w:t xml:space="preserve">"At 27°C,0.1M,1LK_(4)[Fe(CN)_(6)] aqueous solution and 0.1M,1LFeCl_(3) aqueous solution are placed in a container separated by a s..."  </w:t>
+      </w:r>
+      <w:r>
+        <w:rPr>
+          <w:b/>
+          <w:color w:val="2B6CB0"/>
+          <w:sz w:val="18"/>
+        </w:rPr>
+        <w:t>[Ans: N/A]</w:t>
+      </w:r>
+    </w:p>
+    <w:p>
+      <w:pPr>
+        <w:pStyle w:val="ListBullet"/>
+        <w:spacing w:after="40"/>
+      </w:pPr>
+      <w:r>
+        <w:rPr>
+          <w:b/>
+          <w:sz w:val="18"/>
+        </w:rPr>
+        <w:t xml:space="preserve">[2026 Morning Shift] Q#1 (MCQ): </w:t>
+      </w:r>
+      <w:r>
+        <w:rPr>
+          <w:sz w:val="18"/>
+        </w:rPr>
+        <w:t xml:space="preserve">"' W ' g of a non-volatile electrolyte solid solute of molar mass ' M ' gmol^-1 when dissolved in 100 mL water, decreases vapour pressure..."  </w:t>
+      </w:r>
+      <w:r>
+        <w:rPr>
+          <w:b/>
+          <w:color w:val="2B6CB0"/>
+          <w:sz w:val="18"/>
+        </w:rPr>
+        <w:t>[Ans: D]</w:t>
+      </w:r>
+    </w:p>
+    <w:p>
+      <w:pPr>
+        <w:pStyle w:val="ListBullet"/>
+        <w:spacing w:after="40"/>
+      </w:pPr>
+      <w:r>
+        <w:rPr>
+          <w:b/>
+          <w:sz w:val="18"/>
+        </w:rPr>
+        <w:t xml:space="preserve">[2026 Evening Shift] Q#1 (Numerical): </w:t>
+      </w:r>
+      <w:r>
+        <w:rPr>
+          <w:sz w:val="18"/>
+        </w:rPr>
+        <w:t xml:space="preserve">"The osmotic pressure of a living cell is 12 atm at 300 K. The strength of sodium chloride solution that is isotonic with the living cell at ..."  </w:t>
+      </w:r>
+      <w:r>
+        <w:rPr>
+          <w:b/>
+          <w:color w:val="2B6CB0"/>
+          <w:sz w:val="18"/>
+        </w:rPr>
+        <w:t>[Ans: 15]</w:t>
+      </w:r>
+    </w:p>
+    <w:p>
+      <w:pPr>
+        <w:spacing w:after="120"/>
+      </w:pPr>
+    </w:p>
+    <w:p>
+      <w:pPr>
+        <w:pStyle w:val="Heading2"/>
+      </w:pPr>
+      <w:r>
+        <w:rPr>
+          <w:color w:val="2B6CB0"/>
+          <w:sz w:val="24"/>
+        </w:rPr>
+        <w:t>3.2 Raoult's Law &amp; Vapor Pressure (Ideal &amp; Non-ideal) (Very High Yield — 88 PYQs)</w:t>
+      </w:r>
+    </w:p>
+    <w:p>
+      <w:r>
+        <w:rPr>
+          <w:b/>
+          <w:sz w:val="20"/>
+        </w:rPr>
+        <w:t xml:space="preserve">Core Principle: </w:t>
+      </w:r>
+      <w:r>
+        <w:rPr>
+          <w:sz w:val="20"/>
+        </w:rPr>
+        <w:t>Partial pressures of volatile mixtures, Dalton's law in vapor phase (y_A), and thermodynamic criteria for deviations (Δ H_(mix), Δ V_(mix)).</w:t>
+      </w:r>
+    </w:p>
+    <w:tbl>
+      <w:tblPr>
+        <w:tblW w:type="auto" w:w="0"/>
+        <w:jc w:val="center"/>
+        <w:tblLook w:firstColumn="1" w:firstRow="1" w:lastColumn="0" w:lastRow="0" w:noHBand="0" w:noVBand="1" w:val="04A0"/>
+      </w:tblPr>
+      <w:tblGrid>
+        <w:gridCol w:w="10080"/>
+      </w:tblGrid>
+      <w:tr>
+        <w:tc>
+          <w:tcPr>
+            <w:tcW w:type="dxa" w:w="10080"/>
+            <w:shd w:fill="FFF5F5"/>
+            <w:tcMar>
+              <w:top w:w="100" w:type="dxa"/>
+              <w:bottom w:w="100" w:type="dxa"/>
+              <w:left w:w="150" w:type="dxa"/>
+              <w:right w:w="150" w:type="dxa"/>
+            </w:tcMar>
+          </w:tcPr>
+          <w:p>
+            <w:r>
+              <w:rPr>
+                <w:b/>
+                <w:color w:val="C53030"/>
+                <w:sz w:val="19"/>
+              </w:rPr>
+              <w:t xml:space="preserve">⚠️ Common Trap / JEE Pitfall: </w:t>
+            </w:r>
+            <w:r>
+              <w:rPr>
+                <w:color w:val="2D3748"/>
+                <w:sz w:val="19"/>
+              </w:rPr>
+              <w:t>Mixture of Chloroform and Acetone exhibits NEGATIVE deviation from Raoult's law (Δ H_(mix) &lt; 0, Δ V_(mix) &lt; 0) due to intermolecular hydrogen bonding.</w:t>
+            </w:r>
+          </w:p>
+        </w:tc>
+      </w:tr>
+    </w:tbl>
+    <w:tbl>
+      <w:tblPr>
+        <w:tblW w:type="auto" w:w="0"/>
+        <w:jc w:val="center"/>
+        <w:tblLook w:firstColumn="1" w:firstRow="1" w:lastColumn="0" w:lastRow="0" w:noHBand="0" w:noVBand="1" w:val="04A0"/>
+      </w:tblPr>
+      <w:tblGrid>
+        <w:gridCol w:w="10080"/>
+      </w:tblGrid>
+      <w:tr>
+        <w:tc>
+          <w:tcPr>
+            <w:tcW w:type="dxa" w:w="10080"/>
+            <w:shd w:fill="F0FFF4"/>
+            <w:tcMar>
+              <w:top w:w="100" w:type="dxa"/>
+              <w:bottom w:w="100" w:type="dxa"/>
+              <w:left w:w="150" w:type="dxa"/>
+              <w:right w:w="150" w:type="dxa"/>
+            </w:tcMar>
+          </w:tcPr>
+          <w:p>
+            <w:r>
+              <w:rPr>
+                <w:b/>
+                <w:color w:val="276749"/>
+                <w:sz w:val="19"/>
+              </w:rPr>
+              <w:t xml:space="preserve">💡 Speed Hack / Trick: </w:t>
+            </w:r>
+            <w:r>
+              <w:rPr>
+                <w:color w:val="2D3748"/>
+                <w:sz w:val="19"/>
+              </w:rPr>
+              <w:t>Higher Henry's law constant K_H at a given pressure signifies LOWER solubility of the gas in liquid.</w:t>
             </w:r>
           </w:p>
         </w:tc>
@@ -488,13 +875,13 @@
           <w:b/>
           <w:sz w:val="18"/>
         </w:rPr>
-        <w:t xml:space="preserve">[2026 Evening Shift] Q#1 (MCQ): </w:t>
+        <w:t xml:space="preserve">[2026 Morning Shift] Q#1 (MCQ): </w:t>
       </w:r>
       <w:r>
         <w:rPr>
           <w:sz w:val="18"/>
         </w:rPr>
-        <w:t xml:space="preserve">"At 27°C,0.1M,1LK_(4)[Fe(CN)_(6)] aqueous solution and 0.1M,1LFeCl_(3) aqueous solution are placed in a container separated by a s..."  </w:t>
+        <w:t xml:space="preserve">"At T(K),2 moles of liquid A and 3 moles of liquid B are mixed. The vapour pressure of ideal solution formed is 320 mm Hg . At this stage, ..."  </w:t>
       </w:r>
       <w:r>
         <w:rPr>
@@ -502,7 +889,7 @@
           <w:color w:val="2B6CB0"/>
           <w:sz w:val="18"/>
         </w:rPr>
-        <w:t>[Ans: N/A]</w:t>
+        <w:t>[Ans: C]</w:t>
       </w:r>
     </w:p>
     <w:p>
@@ -521,7 +908,7 @@
         <w:rPr>
           <w:sz w:val="18"/>
         </w:rPr>
-        <w:t xml:space="preserve">"At T(K),2 moles of liquid A and 3 moles of liquid B are mixed. The vapour pressure of ideal solution formed is 320 mm Hg . At this stage, ..."  </w:t>
+        <w:t xml:space="preserve">"Given below are two statements : Statement I : The Henry's law constant K_(H) is constant with respect to variations in solution's concent..."  </w:t>
       </w:r>
       <w:r>
         <w:rPr>
@@ -529,7 +916,7 @@
           <w:color w:val="2B6CB0"/>
           <w:sz w:val="18"/>
         </w:rPr>
-        <w:t>[Ans: C]</w:t>
+        <w:t>[Ans: B]</w:t>
       </w:r>
     </w:p>
     <w:p>
@@ -662,6 +1049,129 @@
               <w:t>Solution Analysis:</w:t>
               <w:br/>
               <w:t>For an ideal solution, by Raoult’s law: P_(total)=x_(A)P_(A)^0+x_(B)P_(B)^0 where P_(A)^0,P_(B)^0 are vapour pressures of pure liquids A and B. Step 1: First mixture (2 mol A + 3 mol B) Total moles =2+3=5 x_(A)=(2 / 5),x_(B)=(3 / 5) Given P_(total)=320 mm Hg: 320=(2 / 5)P_(A)^0+(3 / 5)P_(B)^0 Multiply by 5: 1600=2P_(A)^0+3P_(B)^0...(1) Step 2: After adding 1 mol A and 1 mol B New moles: A =3 , B =4 , total =7 x_(A)=(3 / 7),x_(B)=(4 / 7) Given new vapour pressure =328.6 mm Hg: 328.6=(3 / 7)P_(A)^0+(4 / 7)P_(B)^0 Multiply by 7: 2300.2=3P_(A)^0+4P_(B)^0...(2) Step 3: Solve the two equations From (1): 2P_(A)^0+3P_(B)^0=1600 From (2): 3P_(A)^0+4P_(B)^0=2300.2 Multiply (1) by 3: 6P_(A)^0+9P_(B)^0=4800 Multiply (2) by 2: 6P_(A)^0+8P_(B)^0=4600.4 Subtract: P_(B)^0=4800-4600.4=199.6 ≈ 200 Put in (1): 2P_(A)^0+3(199.6)=1600 2P_(A)^0+598.8=1600 2P_(A)^0=1001.2 ⇒ P_(A)^0=500.6 ≈ 500 Final Answer Vapour pressures of A and B are approximately: P_(A)^0=500mm Hg,P_(B)^0=200mm Hg Correct option: C (500, 200)</w:t>
+            </w:r>
+          </w:p>
+        </w:tc>
+      </w:tr>
+    </w:tbl>
+    <w:p>
+      <w:pPr>
+        <w:spacing w:after="120"/>
+      </w:pPr>
+    </w:p>
+    <w:p>
+      <w:pPr>
+        <w:spacing w:before="160" w:after="40"/>
+      </w:pPr>
+      <w:r>
+        <w:rPr>
+          <w:b/>
+          <w:color w:val="1A365D"/>
+          <w:sz w:val="22"/>
+        </w:rPr>
+        <w:t>Benchmark Problem 2: JEE Main 2026 (Online) 24th January Morning Shift (Q#1)</w:t>
+      </w:r>
+    </w:p>
+    <w:p>
+      <w:pPr>
+        <w:spacing w:after="80"/>
+      </w:pPr>
+      <w:r>
+        <w:rPr>
+          <w:sz w:val="20"/>
+        </w:rPr>
+        <w:t>' W ' g of a non-volatile electrolyte solid solute of molar mass ' M ' gmol^-1 when dissolved in 100 mL water, decreases vapour pressure of water from 640 mm Hg to 600 mm Hg . If aqueous solution of the electrolyte boils at 375 K and K_(b) for water is 0.52Kkgmol^-1 , then the mole fraction of the electrolyte solute (x_(2)) in the solution can be expressed as (Given : density of water =1g/mL and boiling point of water =373K )</w:t>
+      </w:r>
+    </w:p>
+    <w:p>
+      <w:pPr>
+        <w:pStyle w:val="ListBullet"/>
+        <w:spacing w:after="20"/>
+      </w:pPr>
+      <w:r>
+        <w:rPr>
+          <w:sz w:val="19"/>
+        </w:rPr>
+        <w:t>(A) (16 / 2 · 6) × (W / M)</w:t>
+      </w:r>
+    </w:p>
+    <w:p>
+      <w:pPr>
+        <w:pStyle w:val="ListBullet"/>
+        <w:spacing w:after="20"/>
+      </w:pPr>
+      <w:r>
+        <w:rPr>
+          <w:sz w:val="19"/>
+        </w:rPr>
+        <w:t>(B) (1 · 3 / 8) × (M / W)</w:t>
+      </w:r>
+    </w:p>
+    <w:p>
+      <w:pPr>
+        <w:pStyle w:val="ListBullet"/>
+        <w:spacing w:after="20"/>
+      </w:pPr>
+      <w:r>
+        <w:rPr>
+          <w:sz w:val="19"/>
+        </w:rPr>
+        <w:t>(C) (2 · 6 / 16) × (M / W)</w:t>
+      </w:r>
+    </w:p>
+    <w:p>
+      <w:pPr>
+        <w:pStyle w:val="ListBullet"/>
+        <w:spacing w:after="20"/>
+      </w:pPr>
+      <w:r>
+        <w:rPr>
+          <w:b/>
+          <w:color w:val="276749"/>
+          <w:sz w:val="19"/>
+        </w:rPr>
+        <w:t>(D) (1 · 3 / 8) × (W / M)</w:t>
+      </w:r>
+    </w:p>
+    <w:tbl>
+      <w:tblPr>
+        <w:tblW w:type="auto" w:w="0"/>
+        <w:jc w:val="center"/>
+        <w:tblLook w:firstColumn="1" w:firstRow="1" w:lastColumn="0" w:lastRow="0" w:noHBand="0" w:noVBand="1" w:val="04A0"/>
+      </w:tblPr>
+      <w:tblGrid>
+        <w:gridCol w:w="10080"/>
+      </w:tblGrid>
+      <w:tr>
+        <w:tc>
+          <w:tcPr>
+            <w:tcW w:type="dxa" w:w="10080"/>
+            <w:shd w:fill="F7FAFC"/>
+            <w:tcMar>
+              <w:top w:w="100" w:type="dxa"/>
+              <w:bottom w:w="100" w:type="dxa"/>
+              <w:left w:w="150" w:type="dxa"/>
+              <w:right w:w="150" w:type="dxa"/>
+            </w:tcMar>
+          </w:tcPr>
+          <w:p>
+            <w:r>
+              <w:rPr>
+                <w:b/>
+                <w:color w:val="1A365D"/>
+                <w:sz w:val="19"/>
+              </w:rPr>
+              <w:t>Correct Answer: D</w:t>
+              <w:br/>
+            </w:r>
+            <w:r>
+              <w:rPr>
+                <w:color w:val="2D3748"/>
+                <w:sz w:val="18"/>
+              </w:rPr>
+              <w:t>Solution Analysis:</w:t>
+              <w:br/>
+              <w:t>Boiling point elevation: Δ T_(b)=375-373=2K Mass of water =100mL × 1g mL^-1=100g=0.1kg Molality: m=(moles of solute / kg of solvent)=((W/M) / 0.1)=10(W / M) For electrolyte (NCERT): Δ T_(b)=iK_(b)m 2=i(0.52)(10(W / M))=i(5.2(W / M)) i=(2 / 5.2) · (M / W)=(5 / 13) · (M / W) Vapour pressure lowering: \fracΔ pp°=(640-600 / 640)=(40 / 640)=(1 / 16) For electrolyte (NCERT): \fracΔ pp°=ix_(2) So, x_(2)=(1/16 / i)=(1 / 16) · (1 / ((5 / 13) · (M / W)))=(1 / 16) · (13 / 5) · (W / M)=(13 / 80) · (W / M) x_(2)=((1.3 / 8))(W / M) Correct option: D</w:t>
             </w:r>
           </w:p>
         </w:tc>

--- a/data/exports/solutions_revision_notes.docx
+++ b/data/exports/solutions_revision_notes.docx
@@ -189,7 +189,7 @@
                 <w:color w:val="2D3748"/>
                 <w:sz w:val="19"/>
               </w:rPr>
-              <w:t>Colligative Properties &amp; Van 't Hoff Factor</w:t>
+              <w:t>Raoult's Law &amp; Vapor Pressure (Ideal &amp; Non-ideal)</w:t>
             </w:r>
           </w:p>
         </w:tc>
@@ -209,7 +209,7 @@
               <w:rPr>
                 <w:sz w:val="19"/>
               </w:rPr>
-              <w:t>103 PYQs</w:t>
+              <w:t>124 PYQs</w:t>
             </w:r>
           </w:p>
         </w:tc>
@@ -230,7 +230,7 @@
                 <w:color w:val="718096"/>
                 <w:sz w:val="19"/>
               </w:rPr>
-              <w:t>Colligative</w:t>
+              <w:t>Vapor Pressure</w:t>
             </w:r>
           </w:p>
         </w:tc>
@@ -276,7 +276,7 @@
                 <w:color w:val="2D3748"/>
                 <w:sz w:val="19"/>
               </w:rPr>
-              <w:t>Raoult's Law &amp; Vapor Pressure (Ideal &amp; Non-ideal)</w:t>
+              <w:t>Colligative Properties &amp; Van 't Hoff Factor</w:t>
             </w:r>
           </w:p>
         </w:tc>
@@ -296,7 +296,7 @@
               <w:rPr>
                 <w:sz w:val="19"/>
               </w:rPr>
-              <w:t>88 PYQs</w:t>
+              <w:t>66 PYQs</w:t>
             </w:r>
           </w:p>
         </w:tc>
@@ -317,7 +317,7 @@
                 <w:color w:val="718096"/>
                 <w:sz w:val="19"/>
               </w:rPr>
-              <w:t>Vapor Pressure</w:t>
+              <w:t>Colligative</w:t>
             </w:r>
           </w:p>
         </w:tc>
@@ -417,7 +417,7 @@
                 <w:color w:val="1A365D"/>
                 <w:sz w:val="19"/>
               </w:rPr>
-              <w:t>Colligative Properties &amp; Van 't Hoff Factor</w:t>
+              <w:t>Raoult's Law &amp; Vapor Pressure (Ideal &amp; Non-ideal)</w:t>
             </w:r>
           </w:p>
         </w:tc>
@@ -439,7 +439,7 @@
                 <w:color w:val="2D3748"/>
                 <w:sz w:val="19"/>
               </w:rPr>
-              <w:t>\frac{P^\circ - P}{P^\circ} = i \cdot x_B, \quad \Delta T_b = i K_b m, \quad \Delta T_f = i K_f m, \quad \Pi = i C R T, \quad i = 1 + (n - 1)\alpha</w:t>
+              <w:t>P_{\text{total}} = P_A^\circ x_A + P_B^\circ x_B, \quad y_A = \frac{P_A}{P_{\text{total}}} = \frac{P_A^\circ x_A}{P_{\text{total}}}, \quad P = K_H \cdot x \text{ (Henry)}</w:t>
             </w:r>
           </w:p>
         </w:tc>
@@ -463,7 +463,7 @@
                 <w:color w:val="1A365D"/>
                 <w:sz w:val="19"/>
               </w:rPr>
-              <w:t>Raoult's Law &amp; Vapor Pressure (Ideal &amp; Non-ideal)</w:t>
+              <w:t>Colligative Properties &amp; Van 't Hoff Factor</w:t>
             </w:r>
           </w:p>
         </w:tc>
@@ -485,7 +485,7 @@
                 <w:color w:val="2D3748"/>
                 <w:sz w:val="19"/>
               </w:rPr>
-              <w:t>P_{\text{total}} = P_A^\circ x_A + P_B^\circ x_B, \quad y_A = \frac{P_A}{P_{\text{total}}} = \frac{P_A^\circ x_A}{P_{\text{total}}}, \quad P = K_H \cdot x \text{ (Henry)}</w:t>
+              <w:t>\frac{P^\circ - P}{P^\circ} = i \cdot x_B, \quad \Delta T_b = i K_b m, \quad \Delta T_f = i K_f m, \quad \Pi = i C R T, \quad i = 1 + (n - 1)\alpha</w:t>
             </w:r>
           </w:p>
         </w:tc>
@@ -517,215 +517,7 @@
           <w:color w:val="2B6CB0"/>
           <w:sz w:val="24"/>
         </w:rPr>
-        <w:t>3.1 Colligative Properties &amp; Van 't Hoff Factor (Very High Yield — 103 PYQs)</w:t>
-      </w:r>
-    </w:p>
-    <w:p>
-      <w:r>
-        <w:rPr>
-          <w:b/>
-          <w:sz w:val="20"/>
-        </w:rPr>
-        <w:t xml:space="preserve">Core Principle: </w:t>
-      </w:r>
-      <w:r>
-        <w:rPr>
-          <w:sz w:val="20"/>
-        </w:rPr>
-        <w:t>Physical properties depending solely on solute particle count, cryoscopic/ebullioscopic constants, and Van 't Hoff factor i.</w:t>
-      </w:r>
-    </w:p>
-    <w:tbl>
-      <w:tblPr>
-        <w:tblW w:type="auto" w:w="0"/>
-        <w:jc w:val="center"/>
-        <w:tblLook w:firstColumn="1" w:firstRow="1" w:lastColumn="0" w:lastRow="0" w:noHBand="0" w:noVBand="1" w:val="04A0"/>
-      </w:tblPr>
-      <w:tblGrid>
-        <w:gridCol w:w="10080"/>
-      </w:tblGrid>
-      <w:tr>
-        <w:tc>
-          <w:tcPr>
-            <w:tcW w:type="dxa" w:w="10080"/>
-            <w:shd w:fill="FFF5F5"/>
-            <w:tcMar>
-              <w:top w:w="100" w:type="dxa"/>
-              <w:bottom w:w="100" w:type="dxa"/>
-              <w:left w:w="150" w:type="dxa"/>
-              <w:right w:w="150" w:type="dxa"/>
-            </w:tcMar>
-          </w:tcPr>
-          <w:p>
-            <w:r>
-              <w:rPr>
-                <w:b/>
-                <w:color w:val="C53030"/>
-                <w:sz w:val="19"/>
-              </w:rPr>
-              <w:t xml:space="preserve">⚠️ Common Trap / JEE Pitfall: </w:t>
-            </w:r>
-            <w:r>
-              <w:rPr>
-                <w:color w:val="2D3748"/>
-                <w:sz w:val="19"/>
-              </w:rPr>
-              <w:t>When determining relative boiling/freezing points of salt solutions, compare effective molality i × m, NOT just nominal molality m!</w:t>
-            </w:r>
-          </w:p>
-        </w:tc>
-      </w:tr>
-    </w:tbl>
-    <w:tbl>
-      <w:tblPr>
-        <w:tblW w:type="auto" w:w="0"/>
-        <w:jc w:val="center"/>
-        <w:tblLook w:firstColumn="1" w:firstRow="1" w:lastColumn="0" w:lastRow="0" w:noHBand="0" w:noVBand="1" w:val="04A0"/>
-      </w:tblPr>
-      <w:tblGrid>
-        <w:gridCol w:w="10080"/>
-      </w:tblGrid>
-      <w:tr>
-        <w:tc>
-          <w:tcPr>
-            <w:tcW w:type="dxa" w:w="10080"/>
-            <w:shd w:fill="F0FFF4"/>
-            <w:tcMar>
-              <w:top w:w="100" w:type="dxa"/>
-              <w:bottom w:w="100" w:type="dxa"/>
-              <w:left w:w="150" w:type="dxa"/>
-              <w:right w:w="150" w:type="dxa"/>
-            </w:tcMar>
-          </w:tcPr>
-          <w:p>
-            <w:r>
-              <w:rPr>
-                <w:b/>
-                <w:color w:val="276749"/>
-                <w:sz w:val="19"/>
-              </w:rPr>
-              <w:t xml:space="preserve">💡 Speed Hack / Trick: </w:t>
-            </w:r>
-            <w:r>
-              <w:rPr>
-                <w:color w:val="2D3748"/>
-                <w:sz w:val="19"/>
-              </w:rPr>
-              <w:t>For dimerization/association of n molecules: i = 1 - \left(1 - (1 / n)\right)α \implies i &lt; 1 (e.g. benzoic acid in benzene, i ≈ 0.5).</w:t>
-            </w:r>
-          </w:p>
-        </w:tc>
-      </w:tr>
-    </w:tbl>
-    <w:p>
-      <w:pPr>
-        <w:spacing w:before="120" w:after="40"/>
-      </w:pPr>
-      <w:r>
-        <w:rPr>
-          <w:b/>
-          <w:color w:val="1A365D"/>
-          <w:sz w:val="19"/>
-        </w:rPr>
-        <w:t>Source PYQs testing this concept:</w:t>
-      </w:r>
-    </w:p>
-    <w:p>
-      <w:pPr>
-        <w:pStyle w:val="ListBullet"/>
-        <w:spacing w:after="40"/>
-      </w:pPr>
-      <w:r>
-        <w:rPr>
-          <w:b/>
-          <w:sz w:val="18"/>
-        </w:rPr>
-        <w:t xml:space="preserve">[2026 Evening Shift] Q#1 (MCQ): </w:t>
-      </w:r>
-      <w:r>
-        <w:rPr>
-          <w:sz w:val="18"/>
-        </w:rPr>
-        <w:t xml:space="preserve">"At 27°C,0.1M,1LK_(4)[Fe(CN)_(6)] aqueous solution and 0.1M,1LFeCl_(3) aqueous solution are placed in a container separated by a s..."  </w:t>
-      </w:r>
-      <w:r>
-        <w:rPr>
-          <w:b/>
-          <w:color w:val="2B6CB0"/>
-          <w:sz w:val="18"/>
-        </w:rPr>
-        <w:t>[Ans: N/A]</w:t>
-      </w:r>
-    </w:p>
-    <w:p>
-      <w:pPr>
-        <w:pStyle w:val="ListBullet"/>
-        <w:spacing w:after="40"/>
-      </w:pPr>
-      <w:r>
-        <w:rPr>
-          <w:b/>
-          <w:sz w:val="18"/>
-        </w:rPr>
-        <w:t xml:space="preserve">[2026 Morning Shift] Q#1 (MCQ): </w:t>
-      </w:r>
-      <w:r>
-        <w:rPr>
-          <w:sz w:val="18"/>
-        </w:rPr>
-        <w:t xml:space="preserve">"' W ' g of a non-volatile electrolyte solid solute of molar mass ' M ' gmol^-1 when dissolved in 100 mL water, decreases vapour pressure..."  </w:t>
-      </w:r>
-      <w:r>
-        <w:rPr>
-          <w:b/>
-          <w:color w:val="2B6CB0"/>
-          <w:sz w:val="18"/>
-        </w:rPr>
-        <w:t>[Ans: D]</w:t>
-      </w:r>
-    </w:p>
-    <w:p>
-      <w:pPr>
-        <w:pStyle w:val="ListBullet"/>
-        <w:spacing w:after="40"/>
-      </w:pPr>
-      <w:r>
-        <w:rPr>
-          <w:b/>
-          <w:sz w:val="18"/>
-        </w:rPr>
-        <w:t xml:space="preserve">[2026 Evening Shift] Q#1 (Numerical): </w:t>
-      </w:r>
-      <w:r>
-        <w:rPr>
-          <w:sz w:val="18"/>
-        </w:rPr>
-        <w:t xml:space="preserve">"The osmotic pressure of a living cell is 12 atm at 300 K. The strength of sodium chloride solution that is isotonic with the living cell at ..."  </w:t>
-      </w:r>
-      <w:r>
-        <w:rPr>
-          <w:b/>
-          <w:color w:val="2B6CB0"/>
-          <w:sz w:val="18"/>
-        </w:rPr>
-        <w:t>[Ans: 15]</w:t>
-      </w:r>
-    </w:p>
-    <w:p>
-      <w:pPr>
-        <w:spacing w:after="120"/>
-      </w:pPr>
-    </w:p>
-    <w:p>
-      <w:pPr>
-        <w:pStyle w:val="Heading2"/>
-      </w:pPr>
-      <w:r>
-        <w:rPr>
-          <w:color w:val="2B6CB0"/>
-          <w:sz w:val="24"/>
-        </w:rPr>
-        <w:t>3.2 Raoult's Law &amp; Vapor Pressure (Ideal &amp; Non-ideal) (Very High Yield — 88 PYQs)</w:t>
+        <w:t>3.1 Raoult's Law &amp; Vapor Pressure (Ideal &amp; Non-ideal) (Very High Yield — 124 PYQs)</w:t>
       </w:r>
     </w:p>
     <w:p>
@@ -908,7 +700,7 @@
         <w:rPr>
           <w:sz w:val="18"/>
         </w:rPr>
-        <w:t xml:space="preserve">"Given below are two statements : Statement I : The Henry's law constant K_(H) is constant with respect to variations in solution's concent..."  </w:t>
+        <w:t xml:space="preserve">"' W ' g of a non-volatile electrolyte solid solute of molar mass ' M ' gmol^-1 when dissolved in 100 mL water, decreases vapour pressure..."  </w:t>
       </w:r>
       <w:r>
         <w:rPr>
@@ -916,7 +708,215 @@
           <w:color w:val="2B6CB0"/>
           <w:sz w:val="18"/>
         </w:rPr>
-        <w:t>[Ans: B]</w:t>
+        <w:t>[Ans: D]</w:t>
+      </w:r>
+    </w:p>
+    <w:p>
+      <w:pPr>
+        <w:spacing w:after="120"/>
+      </w:pPr>
+    </w:p>
+    <w:p>
+      <w:pPr>
+        <w:pStyle w:val="Heading2"/>
+      </w:pPr>
+      <w:r>
+        <w:rPr>
+          <w:color w:val="2B6CB0"/>
+          <w:sz w:val="24"/>
+        </w:rPr>
+        <w:t>3.2 Colligative Properties &amp; Van 't Hoff Factor (Very High Yield — 66 PYQs)</w:t>
+      </w:r>
+    </w:p>
+    <w:p>
+      <w:r>
+        <w:rPr>
+          <w:b/>
+          <w:sz w:val="20"/>
+        </w:rPr>
+        <w:t xml:space="preserve">Core Principle: </w:t>
+      </w:r>
+      <w:r>
+        <w:rPr>
+          <w:sz w:val="20"/>
+        </w:rPr>
+        <w:t>Physical properties depending solely on solute particle count, cryoscopic/ebullioscopic constants, and Van 't Hoff factor i.</w:t>
+      </w:r>
+    </w:p>
+    <w:tbl>
+      <w:tblPr>
+        <w:tblW w:type="auto" w:w="0"/>
+        <w:jc w:val="center"/>
+        <w:tblLook w:firstColumn="1" w:firstRow="1" w:lastColumn="0" w:lastRow="0" w:noHBand="0" w:noVBand="1" w:val="04A0"/>
+      </w:tblPr>
+      <w:tblGrid>
+        <w:gridCol w:w="10080"/>
+      </w:tblGrid>
+      <w:tr>
+        <w:tc>
+          <w:tcPr>
+            <w:tcW w:type="dxa" w:w="10080"/>
+            <w:shd w:fill="FFF5F5"/>
+            <w:tcMar>
+              <w:top w:w="100" w:type="dxa"/>
+              <w:bottom w:w="100" w:type="dxa"/>
+              <w:left w:w="150" w:type="dxa"/>
+              <w:right w:w="150" w:type="dxa"/>
+            </w:tcMar>
+          </w:tcPr>
+          <w:p>
+            <w:r>
+              <w:rPr>
+                <w:b/>
+                <w:color w:val="C53030"/>
+                <w:sz w:val="19"/>
+              </w:rPr>
+              <w:t xml:space="preserve">⚠️ Common Trap / JEE Pitfall: </w:t>
+            </w:r>
+            <w:r>
+              <w:rPr>
+                <w:color w:val="2D3748"/>
+                <w:sz w:val="19"/>
+              </w:rPr>
+              <w:t>When determining relative boiling/freezing points of salt solutions, compare effective molality i × m, NOT just nominal molality m!</w:t>
+            </w:r>
+          </w:p>
+        </w:tc>
+      </w:tr>
+    </w:tbl>
+    <w:tbl>
+      <w:tblPr>
+        <w:tblW w:type="auto" w:w="0"/>
+        <w:jc w:val="center"/>
+        <w:tblLook w:firstColumn="1" w:firstRow="1" w:lastColumn="0" w:lastRow="0" w:noHBand="0" w:noVBand="1" w:val="04A0"/>
+      </w:tblPr>
+      <w:tblGrid>
+        <w:gridCol w:w="10080"/>
+      </w:tblGrid>
+      <w:tr>
+        <w:tc>
+          <w:tcPr>
+            <w:tcW w:type="dxa" w:w="10080"/>
+            <w:shd w:fill="F0FFF4"/>
+            <w:tcMar>
+              <w:top w:w="100" w:type="dxa"/>
+              <w:bottom w:w="100" w:type="dxa"/>
+              <w:left w:w="150" w:type="dxa"/>
+              <w:right w:w="150" w:type="dxa"/>
+            </w:tcMar>
+          </w:tcPr>
+          <w:p>
+            <w:r>
+              <w:rPr>
+                <w:b/>
+                <w:color w:val="276749"/>
+                <w:sz w:val="19"/>
+              </w:rPr>
+              <w:t xml:space="preserve">💡 Speed Hack / Trick: </w:t>
+            </w:r>
+            <w:r>
+              <w:rPr>
+                <w:color w:val="2D3748"/>
+                <w:sz w:val="19"/>
+              </w:rPr>
+              <w:t>For dimerization/association of n molecules: i = 1 - \left(1 - (1 / n)\right)α \implies i &lt; 1 (e.g. benzoic acid in benzene, i ≈ 0.5).</w:t>
+            </w:r>
+          </w:p>
+        </w:tc>
+      </w:tr>
+    </w:tbl>
+    <w:p>
+      <w:pPr>
+        <w:spacing w:before="120" w:after="40"/>
+      </w:pPr>
+      <w:r>
+        <w:rPr>
+          <w:b/>
+          <w:color w:val="1A365D"/>
+          <w:sz w:val="19"/>
+        </w:rPr>
+        <w:t>Source PYQs testing this concept:</w:t>
+      </w:r>
+    </w:p>
+    <w:p>
+      <w:pPr>
+        <w:pStyle w:val="ListBullet"/>
+        <w:spacing w:after="40"/>
+      </w:pPr>
+      <w:r>
+        <w:rPr>
+          <w:b/>
+          <w:sz w:val="18"/>
+        </w:rPr>
+        <w:t xml:space="preserve">[2026 Evening Shift] Q#1 (MCQ): </w:t>
+      </w:r>
+      <w:r>
+        <w:rPr>
+          <w:sz w:val="18"/>
+        </w:rPr>
+        <w:t xml:space="preserve">"At 27°C,0.1M,1LK_(4)[Fe(CN)_(6)] aqueous solution and 0.1M,1LFeCl_(3) aqueous solution are placed in a container separated by a s..."  </w:t>
+      </w:r>
+      <w:r>
+        <w:rPr>
+          <w:b/>
+          <w:color w:val="2B6CB0"/>
+          <w:sz w:val="18"/>
+        </w:rPr>
+        <w:t>[Ans: N/A]</w:t>
+      </w:r>
+    </w:p>
+    <w:p>
+      <w:pPr>
+        <w:pStyle w:val="ListBullet"/>
+        <w:spacing w:after="40"/>
+      </w:pPr>
+      <w:r>
+        <w:rPr>
+          <w:b/>
+          <w:sz w:val="18"/>
+        </w:rPr>
+        <w:t xml:space="preserve">[2026 Evening Shift] Q#1 (Numerical): </w:t>
+      </w:r>
+      <w:r>
+        <w:rPr>
+          <w:sz w:val="18"/>
+        </w:rPr>
+        <w:t xml:space="preserve">"The osmotic pressure of a living cell is 12 atm at 300 K. The strength of sodium chloride solution that is isotonic with the living cell at ..."  </w:t>
+      </w:r>
+      <w:r>
+        <w:rPr>
+          <w:b/>
+          <w:color w:val="2B6CB0"/>
+          <w:sz w:val="18"/>
+        </w:rPr>
+        <w:t>[Ans: 15]</w:t>
+      </w:r>
+    </w:p>
+    <w:p>
+      <w:pPr>
+        <w:pStyle w:val="ListBullet"/>
+        <w:spacing w:after="40"/>
+      </w:pPr>
+      <w:r>
+        <w:rPr>
+          <w:b/>
+          <w:sz w:val="18"/>
+        </w:rPr>
+        <w:t xml:space="preserve">[2026 Evening Shift] Q#2 (MCQ): </w:t>
+      </w:r>
+      <w:r>
+        <w:rPr>
+          <w:sz w:val="18"/>
+        </w:rPr>
+        <w:t xml:space="preserve">"Which of the following statements are not correct? A. For water, magnitude of K_(b) is more than the magnitude of K_(f) . B. The elevati..."  </w:t>
+      </w:r>
+      <w:r>
+        <w:rPr>
+          <w:b/>
+          <w:color w:val="2B6CB0"/>
+          <w:sz w:val="18"/>
+        </w:rPr>
+        <w:t>[Ans: N/A]</w:t>
       </w:r>
     </w:p>
     <w:p>
@@ -1069,7 +1069,7 @@
           <w:color w:val="1A365D"/>
           <w:sz w:val="22"/>
         </w:rPr>
-        <w:t>Benchmark Problem 2: JEE Main 2026 (Online) 24th January Morning Shift (Q#1)</w:t>
+        <w:t>Benchmark Problem 2: JEE Main 2026 (Online) 21st January Evening Shift (Q#1)</w:t>
       </w:r>
     </w:p>
     <w:p>
@@ -1080,57 +1080,7 @@
         <w:rPr>
           <w:sz w:val="20"/>
         </w:rPr>
-        <w:t>' W ' g of a non-volatile electrolyte solid solute of molar mass ' M ' gmol^-1 when dissolved in 100 mL water, decreases vapour pressure of water from 640 mm Hg to 600 mm Hg . If aqueous solution of the electrolyte boils at 375 K and K_(b) for water is 0.52Kkgmol^-1 , then the mole fraction of the electrolyte solute (x_(2)) in the solution can be expressed as (Given : density of water =1g/mL and boiling point of water =373K )</w:t>
-      </w:r>
-    </w:p>
-    <w:p>
-      <w:pPr>
-        <w:pStyle w:val="ListBullet"/>
-        <w:spacing w:after="20"/>
-      </w:pPr>
-      <w:r>
-        <w:rPr>
-          <w:sz w:val="19"/>
-        </w:rPr>
-        <w:t>(A) (16 / 2 · 6) × (W / M)</w:t>
-      </w:r>
-    </w:p>
-    <w:p>
-      <w:pPr>
-        <w:pStyle w:val="ListBullet"/>
-        <w:spacing w:after="20"/>
-      </w:pPr>
-      <w:r>
-        <w:rPr>
-          <w:sz w:val="19"/>
-        </w:rPr>
-        <w:t>(B) (1 · 3 / 8) × (M / W)</w:t>
-      </w:r>
-    </w:p>
-    <w:p>
-      <w:pPr>
-        <w:pStyle w:val="ListBullet"/>
-        <w:spacing w:after="20"/>
-      </w:pPr>
-      <w:r>
-        <w:rPr>
-          <w:sz w:val="19"/>
-        </w:rPr>
-        <w:t>(C) (2 · 6 / 16) × (M / W)</w:t>
-      </w:r>
-    </w:p>
-    <w:p>
-      <w:pPr>
-        <w:pStyle w:val="ListBullet"/>
-        <w:spacing w:after="20"/>
-      </w:pPr>
-      <w:r>
-        <w:rPr>
-          <w:b/>
-          <w:color w:val="276749"/>
-          <w:sz w:val="19"/>
-        </w:rPr>
-        <w:t>(D) (1 · 3 / 8) × (W / M)</w:t>
+        <w:t>The osmotic pressure of a living cell is 12 atm at 300 K. The strength of sodium chloride solution that is isotonic with the living cell at this temperature is ________ g L -1 . (Nearest integer) Given : R = 0.08 L atm K -1 mol -1 Assume complete dissociation of NaCl (Given: Molar mass of Na and Cl are 23 and 35.5 g mol -1 respectively.)</w:t>
       </w:r>
     </w:p>
     <w:tbl>
@@ -1161,7 +1111,7 @@
                 <w:color w:val="1A365D"/>
                 <w:sz w:val="19"/>
               </w:rPr>
-              <w:t>Correct Answer: D</w:t>
+              <w:t>Correct Answer: 15</w:t>
               <w:br/>
             </w:r>
             <w:r>
@@ -1171,7 +1121,7 @@
               </w:rPr>
               <w:t>Solution Analysis:</w:t>
               <w:br/>
-              <w:t>Boiling point elevation: Δ T_(b)=375-373=2K Mass of water =100mL × 1g mL^-1=100g=0.1kg Molality: m=(moles of solute / kg of solvent)=((W/M) / 0.1)=10(W / M) For electrolyte (NCERT): Δ T_(b)=iK_(b)m 2=i(0.52)(10(W / M))=i(5.2(W / M)) i=(2 / 5.2) · (M / W)=(5 / 13) · (M / W) Vapour pressure lowering: \fracΔ pp°=(640-600 / 640)=(40 / 640)=(1 / 16) For electrolyte (NCERT): \fracΔ pp°=ix_(2) So, x_(2)=(1/16 / i)=(1 / 16) · (1 / ((5 / 13) · (M / W)))=(1 / 16) · (13 / 5) · (W / M)=(13 / 80) · (W / M) x_(2)=((1.3 / 8))(W / M) Correct option: D</w:t>
+              <w:t>Osmotic pressure ( π ) = 12atm Temperature ( T ) = 300K Gas constant ( R ) = 0.08L atm K^-1mol^-1 Sodium chloride (NaCl) is an electrolyte that breaks into ions in an aqueous solution: NaCl → Na^++Cl^- Since it is given to assume complete dissociation, one unit of NaCl produces 2 ions. Therefore, the van 't Hoff factor, i=2 . According to the formula for osmotic pressure: π=iCRT Substitute the given values into the equation: 12=2 × C × 0.08 × 300 12=2 × 24 × C 12=48 × C C=(12 / 48) C=0.25mol L^-1 Molar mass of NaCl = Molar mass of Na + Molar mass of Cl Molar mass of NaCl=23+35.5=58.5g mol^-1 To convert the concentration from moles per liter to grams per liter (strength), multiply the molar concentration ( C ) by the molar mass: Strength(g L^-1)=Molar concentration × Molar mass Strength=0.25mol L^-1 × 58.5g mol^-1 Strength=14.625g L^-1 Rounding off to the nearest integer, we get 15 . The strength of the sodium chloride solution is 15 g L^-1 .</w:t>
             </w:r>
           </w:p>
         </w:tc>
